--- a/webapp/pdf/Autorizacion_Descuento.docx
+++ b/webapp/pdf/Autorizacion_Descuento.docx
@@ -1,6 +1,6 @@
 
 <file path=word/document.xml><?xml version="1.0" encoding="utf-8"?>
-<w:document xmlns:wpc="http://schemas.microsoft.com/office/word/2010/wordprocessingCanvas" xmlns:cx="http://schemas.microsoft.com/office/drawing/2014/chartex" xmlns:cx1="http://schemas.microsoft.com/office/drawing/2015/9/8/chartex" xmlns:cx2="http://schemas.microsoft.com/office/drawing/2015/10/21/chartex" xmlns:cx3="http://schemas.microsoft.com/office/drawing/2016/5/9/chartex" xmlns:cx4="http://schemas.microsoft.com/office/drawing/2016/5/10/chartex" xmlns:cx5="http://schemas.microsoft.com/office/drawing/2016/5/11/chartex" xmlns:cx6="http://schemas.microsoft.com/office/drawing/2016/5/12/chartex" xmlns:cx7="http://schemas.microsoft.com/office/drawing/2016/5/13/chartex" xmlns:cx8="http://schemas.microsoft.com/office/drawing/2016/5/14/chartex" xmlns:mc="http://schemas.openxmlformats.org/markup-compatibility/2006" xmlns:aink="http://schemas.microsoft.com/office/drawing/2016/ink" xmlns:am3d="http://schemas.microsoft.com/office/drawing/2017/model3d" xmlns:o="urn:schemas-microsoft-com:office:office" xmlns:r="http://schemas.openxmlformats.org/officeDocument/2006/relationships" xmlns:m="http://schemas.openxmlformats.org/officeDocument/2006/math" xmlns:v="urn:schemas-microsoft-com:vml" xmlns:wp14="http://schemas.microsoft.com/office/word/2010/wordprocessingDrawing" xmlns:wp="http://schemas.openxmlformats.org/drawingml/2006/wordprocessingDrawing" xmlns:w10="urn:schemas-microsoft-com:office:word" xmlns:w="http://schemas.openxmlformats.org/wordprocessingml/2006/main" xmlns:w14="http://schemas.microsoft.com/office/word/2010/wordml" xmlns:w15="http://schemas.microsoft.com/office/word/2012/wordml" xmlns:w16cex="http://schemas.microsoft.com/office/word/2018/wordml/cex" xmlns:w16cid="http://schemas.microsoft.com/office/word/2016/wordml/cid" xmlns:w16="http://schemas.microsoft.com/office/word/2018/wordml" xmlns:w16sdtdh="http://schemas.microsoft.com/office/word/2020/wordml/sdtdatahash" xmlns:w16se="http://schemas.microsoft.com/office/word/2015/wordml/symex" xmlns:wpg="http://schemas.microsoft.com/office/word/2010/wordprocessingGroup" xmlns:wpi="http://schemas.microsoft.com/office/word/2010/wordprocessingInk" xmlns:wne="http://schemas.microsoft.com/office/word/2006/wordml" xmlns:wps="http://schemas.microsoft.com/office/word/2010/wordprocessingShape" mc:Ignorable="w14 w15 w16se w16cid w16 w16cex w16sdtdh wp14">
+<w:document xmlns:wpc="http://schemas.microsoft.com/office/word/2010/wordprocessingCanvas" xmlns:cx="http://schemas.microsoft.com/office/drawing/2014/chartex" xmlns:cx1="http://schemas.microsoft.com/office/drawing/2015/9/8/chartex" xmlns:cx2="http://schemas.microsoft.com/office/drawing/2015/10/21/chartex" xmlns:cx3="http://schemas.microsoft.com/office/drawing/2016/5/9/chartex" xmlns:cx4="http://schemas.microsoft.com/office/drawing/2016/5/10/chartex" xmlns:cx5="http://schemas.microsoft.com/office/drawing/2016/5/11/chartex" xmlns:cx6="http://schemas.microsoft.com/office/drawing/2016/5/12/chartex" xmlns:cx7="http://schemas.microsoft.com/office/drawing/2016/5/13/chartex" xmlns:cx8="http://schemas.microsoft.com/office/drawing/2016/5/14/chartex" xmlns:mc="http://schemas.openxmlformats.org/markup-compatibility/2006" xmlns:aink="http://schemas.microsoft.com/office/drawing/2016/ink" xmlns:am3d="http://schemas.microsoft.com/office/drawing/2017/model3d" xmlns:o="urn:schemas-microsoft-com:office:office" xmlns:oel="http://schemas.microsoft.com/office/2019/extlst" xmlns:r="http://schemas.openxmlformats.org/officeDocument/2006/relationships" xmlns:m="http://schemas.openxmlformats.org/officeDocument/2006/math" xmlns:v="urn:schemas-microsoft-com:vml" xmlns:wp14="http://schemas.microsoft.com/office/word/2010/wordprocessingDrawing" xmlns:wp="http://schemas.openxmlformats.org/drawingml/2006/wordprocessingDrawing" xmlns:w10="urn:schemas-microsoft-com:office:word" xmlns:w="http://schemas.openxmlformats.org/wordprocessingml/2006/main" xmlns:w14="http://schemas.microsoft.com/office/word/2010/wordml" xmlns:w15="http://schemas.microsoft.com/office/word/2012/wordml" xmlns:w16cex="http://schemas.microsoft.com/office/word/2018/wordml/cex" xmlns:w16cid="http://schemas.microsoft.com/office/word/2016/wordml/cid" xmlns:w16="http://schemas.microsoft.com/office/word/2018/wordml" xmlns:w16sdtdh="http://schemas.microsoft.com/office/word/2020/wordml/sdtdatahash" xmlns:w16se="http://schemas.microsoft.com/office/word/2015/wordml/symex" xmlns:wpg="http://schemas.microsoft.com/office/word/2010/wordprocessingGroup" xmlns:wpi="http://schemas.microsoft.com/office/word/2010/wordprocessingInk" xmlns:wne="http://schemas.microsoft.com/office/word/2006/wordml" xmlns:wps="http://schemas.microsoft.com/office/word/2010/wordprocessingShape" mc:Ignorable="w14 w15 w16se w16cid w16 w16cex w16sdtdh wp14">
   <w:body>
     <w:p>
       <w:pPr>
@@ -127,15 +127,7 @@
           <w:b/>
           <w:bCs/>
         </w:rPr>
-        <w:t>[[Cedula]]</w:t>
-      </w:r>
-      <w:r>
-        <w:rPr>
-          <w:rFonts w:eastAsia="Barlow"/>
-          <w:b/>
-          <w:bCs/>
-        </w:rPr>
-        <w:t xml:space="preserve"> </w:t>
+        <w:t xml:space="preserve">[[Cedula]] </w:t>
       </w:r>
       <w:r>
         <w:rPr>
@@ -147,13 +139,7 @@
         <w:rPr>
           <w:color w:val="000000"/>
         </w:rPr>
-        <w:t xml:space="preserve"> por concepto de servicio de alimentación de acuerdo al reporte enviado</w:t>
-      </w:r>
-      <w:r>
-        <w:rPr>
-          <w:color w:val="000000"/>
-        </w:rPr>
-        <w:t xml:space="preserve"> a nomina mensualmente.</w:t>
+        <w:t xml:space="preserve"> por concepto de servicio de alimentación de acuerdo al reporte enviado a nomina mensualmente.</w:t>
       </w:r>
       <w:r>
         <w:rPr>
@@ -221,7 +207,7 @@
               </wp:anchor>
             </w:drawing>
           </mc:Choice>
-          <mc:Fallback xmlns:cr="http://schemas.microsoft.com/office/comments/2020/reactions" xmlns="http://schemas.microsoft.com/office/tasks/2019/documenttasks" xmlns:dgm="http://schemas.openxmlformats.org/drawingml/2006/diagram" xmlns:lc="http://schemas.openxmlformats.org/drawingml/2006/lockedCanvas" xmlns:c="http://schemas.openxmlformats.org/drawingml/2006/chart" xmlns:pic="http://schemas.openxmlformats.org/drawingml/2006/picture" xmlns:a="http://schemas.openxmlformats.org/drawingml/2006/main" xmlns:sl="http://schemas.openxmlformats.org/schemaLibrary/2006/main">
+          <mc:Fallback xmlns:sl="http://schemas.openxmlformats.org/schemaLibrary/2006/main" xmlns:a="http://schemas.openxmlformats.org/drawingml/2006/main" xmlns:pic="http://schemas.openxmlformats.org/drawingml/2006/picture" xmlns:c="http://schemas.openxmlformats.org/drawingml/2006/chart" xmlns:lc="http://schemas.openxmlformats.org/drawingml/2006/lockedCanvas" xmlns:dgm="http://schemas.openxmlformats.org/drawingml/2006/diagram" xmlns="http://schemas.microsoft.com/office/tasks/2019/documenttasks" xmlns:cr="http://schemas.microsoft.com/office/comments/2020/reactions">
             <w:drawing>
               <wp:anchor allowOverlap="1" behindDoc="0" distB="0" distT="0" distL="0" distR="0" hidden="0" layoutInCell="1" locked="0" relativeHeight="0" simplePos="0">
                 <wp:simplePos x="0" y="0"/>
@@ -301,13 +287,7 @@
         <w:rPr>
           <w:color w:val="000000"/>
         </w:rPr>
-        <w:t>En caso de retiro de la empresa, autorizo a Diaco S.A. a descontar el saldo existente a la fecha de mi retiro de mi liquidación final de prestaciones sociales, lo cual incluye, primas y extralegales, cesantías, intereses de cesantías, sueldo y cualquier ot</w:t>
-      </w:r>
-      <w:r>
-        <w:rPr>
-          <w:color w:val="000000"/>
-        </w:rPr>
-        <w:t>ro devengo incluido en mi liquidación.</w:t>
+        <w:t>En caso de retiro de la empresa, autorizo a Diaco S.A. a descontar el saldo existente a la fecha de mi retiro de mi liquidación final de prestaciones sociales, lo cual incluye, primas y extralegales, cesantías, intereses de cesantías, sueldo y cualquier otro devengo incluido en mi liquidación.</w:t>
       </w:r>
     </w:p>
     <w:p>
@@ -410,13 +390,15 @@
         </w:rPr>
         <w:t>[[</w:t>
       </w:r>
+      <w:proofErr w:type="spellStart"/>
       <w:r>
         <w:rPr>
           <w:b/>
           <w:bCs/>
         </w:rPr>
-        <w:t>Fecha</w:t>
-      </w:r>
+        <w:t>CiudadFecha</w:t>
+      </w:r>
+      <w:proofErr w:type="spellEnd"/>
       <w:r>
         <w:rPr>
           <w:b/>
